--- a/pr-preview/pr-204/exploratory-descriptive-handout-tracked-changes.docx
+++ b/pr-preview/pr-204/exploratory-descriptive-handout-tracked-changes.docx
@@ -16,7 +16,7 @@
       </w:pPr>
       <w:del w:id="1" w:author="PR Preview" w:date="2026-01-01T00:00:00Z">
         <w:r>
-          <w:delText xml:space="preserve">Last modified: 2026-10-15 03:26:43 (PDT)</w:delText>
+          <w:delText xml:space="preserve">Last modified: 2026-10-15 05:33:00 (PDT)</w:delText>
         </w:r>
       </w:del>
     </w:p>
@@ -26,7 +26,7 @@
       </w:pPr>
       <w:ins w:id="2" w:author="PR Preview" w:date="2026-01-01T00:00:00Z">
         <w:r>
-          <w:t xml:space="preserve">Last modified: 2026-10-15 03:31:19 (PDT)</w:t>
+          <w:t xml:space="preserve">Last modified: 2026-10-15 05:27:52 (PDT)</w:t>
         </w:r>
       </w:ins>
     </w:p>

--- a/pr-preview/pr-204/exploratory-descriptive-handout-tracked-changes.docx
+++ b/pr-preview/pr-204/exploratory-descriptive-handout-tracked-changes.docx
@@ -16,7 +16,7 @@
       </w:pPr>
       <w:del w:id="1" w:author="PR Preview" w:date="2026-01-01T00:00:00Z">
         <w:r>
-          <w:delText xml:space="preserve">Last modified: 2026-10-15 05:33:00 (PDT)</w:delText>
+          <w:delText xml:space="preserve">Last modified: 2026-10-15 08:36:30 (PDT)</w:delText>
         </w:r>
       </w:del>
     </w:p>
@@ -26,7 +26,7 @@
       </w:pPr>
       <w:ins w:id="2" w:author="PR Preview" w:date="2026-01-01T00:00:00Z">
         <w:r>
-          <w:t xml:space="preserve">Last modified: 2026-10-15 05:27:52 (PDT)</w:t>
+          <w:t xml:space="preserve">Last modified: 2026-10-15 08:46:14 (PDT)</w:t>
         </w:r>
       </w:ins>
     </w:p>
@@ -4465,13 +4465,29 @@
           <w:b/>
           <w:bCs/>
         </w:rPr>
-        <w:t xml:space="preserve">Definition 9 (Quartiles)</w:t>
+        <w:t xml:space="preserve">Definition 9 (Quartiles (first quartile, third quartile, 25th percentile, 75th percentile))</w:t>
       </w:r>
       <w:r>
         <w:t xml:space="preserve"> </w:t>
       </w:r>
       <w:r>
         <w:t xml:space="preserve">The</w:t>
+      </w:r>
+      <w:r>
+        <w:t xml:space="preserve"> </w:t>
+      </w:r>
+      <w:r>
+        <w:rPr>
+          <w:b/>
+          <w:bCs/>
+        </w:rPr>
+        <w:t xml:space="preserve">quartiles</w:t>
+      </w:r>
+      <w:r>
+        <w:t xml:space="preserve"> </w:t>
+      </w:r>
+      <w:r>
+        <w:t xml:space="preserve">are the</w:t>
       </w:r>
       <w:r>
         <w:t xml:space="preserve"> </w:t>
@@ -4534,10 +4550,13 @@
         </m:sSub>
       </m:oMath>
       <w:r>
-        <w:t xml:space="preserve"> </w:t>
-      </w:r>
-      <w:r>
-        <w:t xml:space="preserve">are the sample 0.25 and 0.75 quantiles</w:t>
+        <w:t xml:space="preserve">,</w:t>
+      </w:r>
+      <w:r>
+        <w:t xml:space="preserve"> </w:t>
+      </w:r>
+      <w:r>
+        <w:t xml:space="preserve">the sample 0.25 and 0.75 quantiles</w:t>
       </w:r>
       <w:r>
         <w:t xml:space="preserve"> </w:t>
@@ -4554,13 +4573,45 @@
         </w:r>
       </w:hyperlink>
       <w:r>
-        <w:t xml:space="preserve">),</w:t>
-      </w:r>
-      <w:r>
-        <w:t xml:space="preserve"> </w:t>
-      </w:r>
-      <w:r>
-        <w:t xml:space="preserve">also called the 25th and 75th percentiles.</w:t>
+        <w:t xml:space="preserve">).</w:t>
+      </w:r>
+      <w:r>
+        <w:t xml:space="preserve"> </w:t>
+      </w:r>
+      <w:r>
+        <w:t xml:space="preserve">The first quartile is also called the</w:t>
+      </w:r>
+      <w:r>
+        <w:t xml:space="preserve"> </w:t>
+      </w:r>
+      <w:r>
+        <w:rPr>
+          <w:b/>
+          <w:bCs/>
+        </w:rPr>
+        <w:t xml:space="preserve">25th percentile</w:t>
+      </w:r>
+      <w:r>
+        <w:t xml:space="preserve">,</w:t>
+      </w:r>
+      <w:r>
+        <w:t xml:space="preserve"> </w:t>
+      </w:r>
+      <w:r>
+        <w:t xml:space="preserve">and the third quartile is also called the</w:t>
+      </w:r>
+      <w:r>
+        <w:t xml:space="preserve"> </w:t>
+      </w:r>
+      <w:r>
+        <w:rPr>
+          <w:b/>
+          <w:bCs/>
+        </w:rPr>
+        <w:t xml:space="preserve">75th percentile</w:t>
+      </w:r>
+      <w:r>
+        <w:t xml:space="preserve">.</w:t>
       </w:r>
     </w:p>
     <w:bookmarkEnd w:id="36"/>
@@ -7341,6 +7392,54 @@
         </w:tc>
       </w:tr>
     </w:tbl>
+    <w:p>
+      <w:pPr>
+        <w:pStyle w:val="Compact"/>
+        <w:numPr>
+          <w:ilvl w:val="0"/>
+          <w:numId w:val="1004"/>
+        </w:numPr>
+      </w:pPr>
+      <w:ins w:id="3" w:author="PR Preview" w:date="2026-01-01T00:00:00Z">
+        <w:r>
+          <w:t xml:space="preserve">Hogg et al. (2019, sec. 6.1, pp. 233–244)</w:t>
+        </w:r>
+      </w:ins>
+      <w:ins w:id="4" w:author="PR Preview" w:date="2026-01-01T00:00:00Z">
+        <w:r>
+          <w:t xml:space="preserve"> </w:t>
+        </w:r>
+      </w:ins>
+      <w:ins w:id="5" w:author="PR Preview" w:date="2026-01-01T00:00:00Z">
+        <w:r>
+          <w:t xml:space="preserve">covers descriptive statistics.</w:t>
+        </w:r>
+      </w:ins>
+    </w:p>
+    <w:p>
+      <w:pPr>
+        <w:pStyle w:val="Compact"/>
+        <w:numPr>
+          <w:ilvl w:val="0"/>
+          <w:numId w:val="1004"/>
+        </w:numPr>
+      </w:pPr>
+      <w:ins w:id="6" w:author="PR Preview" w:date="2026-01-01T00:00:00Z">
+        <w:r>
+          <w:t xml:space="preserve">Rice (2007, secs. 10.4–10.5, pp. 392–401)</w:t>
+        </w:r>
+      </w:ins>
+      <w:ins w:id="7" w:author="PR Preview" w:date="2026-01-01T00:00:00Z">
+        <w:r>
+          <w:t xml:space="preserve"> </w:t>
+        </w:r>
+      </w:ins>
+      <w:ins w:id="8" w:author="PR Preview" w:date="2026-01-01T00:00:00Z">
+        <w:r>
+          <w:t xml:space="preserve">covers measures of location and dispersion.</w:t>
+        </w:r>
+      </w:ins>
+    </w:p>
     <w:bookmarkEnd w:id="47"/>
     <w:bookmarkEnd w:id="48"/>
     <w:bookmarkStart w:id="81" w:name="graphical-methods"/>
@@ -8282,7 +8381,7 @@
           <w:b/>
           <w:bCs/>
         </w:rPr>
-        <w:t xml:space="preserve">Definition 15 (Box plot)</w:t>
+        <w:t xml:space="preserve">Definition 15 (Box plot (box-and-whisker plot))</w:t>
       </w:r>
       <w:r>
         <w:t xml:space="preserve"> </w:t>
@@ -8304,7 +8403,20 @@
         <w:t xml:space="preserve"> </w:t>
       </w:r>
       <w:r>
-        <w:t xml:space="preserve">(or box-and-whisker plot) summarizes the distribution</w:t>
+        <w:t xml:space="preserve">(or</w:t>
+      </w:r>
+      <w:r>
+        <w:t xml:space="preserve"> </w:t>
+      </w:r>
+      <w:r>
+        <w:rPr>
+          <w:b/>
+          <w:bCs/>
+        </w:rPr>
+        <w:t xml:space="preserve">box-and-whisker plot</w:t>
+      </w:r>
+      <w:r>
+        <w:t xml:space="preserve">) summarizes the distribution</w:t>
       </w:r>
       <w:r>
         <w:t xml:space="preserve"> </w:t>
@@ -8318,7 +8430,7 @@
         <w:pStyle w:val="Compact"/>
         <w:numPr>
           <w:ilvl w:val="0"/>
-          <w:numId w:val="1004"/>
+          <w:numId w:val="1005"/>
         </w:numPr>
       </w:pPr>
       <w:r>
@@ -8364,7 +8476,7 @@
         <w:pStyle w:val="Compact"/>
         <w:numPr>
           <w:ilvl w:val="0"/>
-          <w:numId w:val="1004"/>
+          <w:numId w:val="1005"/>
         </w:numPr>
       </w:pPr>
       <w:r>
@@ -8390,7 +8502,7 @@
         <w:pStyle w:val="Compact"/>
         <w:numPr>
           <w:ilvl w:val="0"/>
-          <w:numId w:val="1004"/>
+          <w:numId w:val="1005"/>
         </w:numPr>
       </w:pPr>
       <w:r>
@@ -8435,7 +8547,7 @@
         <w:pStyle w:val="Compact"/>
         <w:numPr>
           <w:ilvl w:val="0"/>
-          <w:numId w:val="1004"/>
+          <w:numId w:val="1005"/>
         </w:numPr>
       </w:pPr>
       <w:r>
@@ -9705,6 +9817,102 @@
       <w:r>
         <w:t xml:space="preserve">.</w:t>
       </w:r>
+    </w:p>
+    <w:p>
+      <w:pPr>
+        <w:pStyle w:val="Compact"/>
+        <w:numPr>
+          <w:ilvl w:val="0"/>
+          <w:numId w:val="1006"/>
+        </w:numPr>
+      </w:pPr>
+      <w:ins w:id="9" w:author="PR Preview" w:date="2026-01-01T00:00:00Z">
+        <w:r>
+          <w:t xml:space="preserve">Hogg et al. (2019, sec. 6.2, pp. 245–255)</w:t>
+        </w:r>
+      </w:ins>
+      <w:ins w:id="10" w:author="PR Preview" w:date="2026-01-01T00:00:00Z">
+        <w:r>
+          <w:t xml:space="preserve"> </w:t>
+        </w:r>
+      </w:ins>
+      <w:ins w:id="11" w:author="PR Preview" w:date="2026-01-01T00:00:00Z">
+        <w:r>
+          <w:t xml:space="preserve">covers exploratory data analysis.</w:t>
+        </w:r>
+      </w:ins>
+    </w:p>
+    <w:p>
+      <w:pPr>
+        <w:pStyle w:val="Compact"/>
+        <w:numPr>
+          <w:ilvl w:val="0"/>
+          <w:numId w:val="1006"/>
+        </w:numPr>
+      </w:pPr>
+      <w:ins w:id="12" w:author="PR Preview" w:date="2026-01-01T00:00:00Z">
+        <w:r>
+          <w:t xml:space="preserve">Rice (2007, sec. 10.2.3, pp. 385–388)</w:t>
+        </w:r>
+      </w:ins>
+      <w:ins w:id="13" w:author="PR Preview" w:date="2026-01-01T00:00:00Z">
+        <w:r>
+          <w:t xml:space="preserve"> </w:t>
+        </w:r>
+      </w:ins>
+      <w:ins w:id="14" w:author="PR Preview" w:date="2026-01-01T00:00:00Z">
+        <w:r>
+          <w:t xml:space="preserve">covers quantile-quantile plots.</w:t>
+        </w:r>
+      </w:ins>
+    </w:p>
+    <w:p>
+      <w:pPr>
+        <w:pStyle w:val="Compact"/>
+        <w:numPr>
+          <w:ilvl w:val="0"/>
+          <w:numId w:val="1006"/>
+        </w:numPr>
+      </w:pPr>
+      <w:ins w:id="15" w:author="PR Preview" w:date="2026-01-01T00:00:00Z">
+        <w:r>
+          <w:t xml:space="preserve">Rice (2007, sec. 10.3, pp. 389–391)</w:t>
+        </w:r>
+      </w:ins>
+      <w:ins w:id="16" w:author="PR Preview" w:date="2026-01-01T00:00:00Z">
+        <w:r>
+          <w:t xml:space="preserve"> </w:t>
+        </w:r>
+      </w:ins>
+      <w:ins w:id="17" w:author="PR Preview" w:date="2026-01-01T00:00:00Z">
+        <w:r>
+          <w:t xml:space="preserve">covers histograms, density curves and stem-and-leaf plots.</w:t>
+        </w:r>
+      </w:ins>
+    </w:p>
+    <w:p>
+      <w:pPr>
+        <w:pStyle w:val="Compact"/>
+        <w:numPr>
+          <w:ilvl w:val="0"/>
+          <w:numId w:val="1006"/>
+        </w:numPr>
+      </w:pPr>
+      <w:ins w:id="18" w:author="PR Preview" w:date="2026-01-01T00:00:00Z">
+        <w:r>
+          <w:t xml:space="preserve">Rice (2007, sec. 10.6, pp. 402–403)</w:t>
+        </w:r>
+      </w:ins>
+      <w:ins w:id="19" w:author="PR Preview" w:date="2026-01-01T00:00:00Z">
+        <w:r>
+          <w:t xml:space="preserve"> </w:t>
+        </w:r>
+      </w:ins>
+      <w:ins w:id="20" w:author="PR Preview" w:date="2026-01-01T00:00:00Z">
+        <w:r>
+          <w:t xml:space="preserve">covers boxplots.</w:t>
+        </w:r>
+      </w:ins>
     </w:p>
     <w:bookmarkEnd w:id="80"/>
     <w:bookmarkEnd w:id="81"/>
@@ -12501,6 +12709,26 @@
         </w:tc>
       </w:tr>
     </w:tbl>
+    <w:p>
+      <w:pPr>
+        <w:pStyle w:val="BodyText"/>
+      </w:pPr>
+      <w:ins w:id="21" w:author="PR Preview" w:date="2026-01-01T00:00:00Z">
+        <w:r>
+          <w:t xml:space="preserve">Rice (2007, sec. 10.7, pp. 404–406)</w:t>
+        </w:r>
+      </w:ins>
+      <w:ins w:id="22" w:author="PR Preview" w:date="2026-01-01T00:00:00Z">
+        <w:r>
+          <w:t xml:space="preserve"> </w:t>
+        </w:r>
+      </w:ins>
+      <w:ins w:id="23" w:author="PR Preview" w:date="2026-01-01T00:00:00Z">
+        <w:r>
+          <w:t xml:space="preserve">covers scatterplots.</w:t>
+        </w:r>
+      </w:ins>
+    </w:p>
     <w:bookmarkEnd w:id="95"/>
     <w:bookmarkStart w:id="105" w:name="X276b94a7d03810956e9ce51874e5dad5aed6d75"/>
     <w:p>
@@ -14300,7 +14528,7 @@
           <w:b/>
           <w:bCs/>
         </w:rPr>
-        <w:t xml:space="preserve">Definition 20 (Contingency table)</w:t>
+        <w:t xml:space="preserve">Definition 20 (Contingency table (cross-tabulation))</w:t>
       </w:r>
       <w:r>
         <w:t xml:space="preserve"> </w:t>
@@ -15736,7 +15964,7 @@
         <w:pStyle w:val="Compact"/>
         <w:numPr>
           <w:ilvl w:val="0"/>
-          <w:numId w:val="1005"/>
+          <w:numId w:val="1007"/>
         </w:numPr>
       </w:pPr>
       <w:r>
@@ -15787,7 +16015,7 @@
         <w:pStyle w:val="Compact"/>
         <w:numPr>
           <w:ilvl w:val="0"/>
-          <w:numId w:val="1005"/>
+          <w:numId w:val="1007"/>
         </w:numPr>
       </w:pPr>
       <w:r>
@@ -17048,7 +17276,7 @@
         <w:pStyle w:val="Compact"/>
         <w:numPr>
           <w:ilvl w:val="0"/>
-          <w:numId w:val="1006"/>
+          <w:numId w:val="1008"/>
         </w:numPr>
       </w:pPr>
       <w:r>
@@ -17072,7 +17300,7 @@
         <w:pStyle w:val="Compact"/>
         <w:numPr>
           <w:ilvl w:val="0"/>
-          <w:numId w:val="1006"/>
+          <w:numId w:val="1008"/>
         </w:numPr>
       </w:pPr>
       <w:r>
@@ -17111,7 +17339,7 @@
         <w:pStyle w:val="Compact"/>
         <w:numPr>
           <w:ilvl w:val="0"/>
-          <w:numId w:val="1006"/>
+          <w:numId w:val="1008"/>
         </w:numPr>
       </w:pPr>
       <w:r>
@@ -17405,7 +17633,7 @@
       <w:pPr>
         <w:numPr>
           <w:ilvl w:val="0"/>
-          <w:numId w:val="1007"/>
+          <w:numId w:val="1009"/>
         </w:numPr>
       </w:pPr>
       <w:r>
@@ -17422,7 +17650,7 @@
       <w:pPr>
         <w:numPr>
           <w:ilvl w:val="0"/>
-          <w:numId w:val="1007"/>
+          <w:numId w:val="1009"/>
         </w:numPr>
       </w:pPr>
       <m:oMath>
@@ -17490,7 +17718,7 @@
       <w:pPr>
         <w:numPr>
           <w:ilvl w:val="0"/>
-          <w:numId w:val="1007"/>
+          <w:numId w:val="1009"/>
         </w:numPr>
       </w:pPr>
       <w:r>
@@ -20176,7 +20404,7 @@
         <w:pStyle w:val="Compact"/>
         <w:numPr>
           <w:ilvl w:val="0"/>
-          <w:numId w:val="1008"/>
+          <w:numId w:val="1010"/>
         </w:numPr>
       </w:pPr>
       <w:r>
@@ -20201,7 +20429,7 @@
         <w:pStyle w:val="Compact"/>
         <w:numPr>
           <w:ilvl w:val="0"/>
-          <w:numId w:val="1008"/>
+          <w:numId w:val="1010"/>
         </w:numPr>
       </w:pPr>
       <w:r>
@@ -20220,7 +20448,7 @@
         <w:pStyle w:val="Compact"/>
         <w:numPr>
           <w:ilvl w:val="1"/>
-          <w:numId w:val="1009"/>
+          <w:numId w:val="1011"/>
         </w:numPr>
       </w:pPr>
       <w:r>
@@ -20232,7 +20460,7 @@
         <w:pStyle w:val="Compact"/>
         <w:numPr>
           <w:ilvl w:val="1"/>
-          <w:numId w:val="1009"/>
+          <w:numId w:val="1011"/>
         </w:numPr>
       </w:pPr>
       <w:r>
@@ -20244,7 +20472,7 @@
         <w:pStyle w:val="Compact"/>
         <w:numPr>
           <w:ilvl w:val="1"/>
-          <w:numId w:val="1009"/>
+          <w:numId w:val="1011"/>
         </w:numPr>
       </w:pPr>
       <w:r>
@@ -20256,7 +20484,7 @@
         <w:pStyle w:val="Compact"/>
         <w:numPr>
           <w:ilvl w:val="0"/>
-          <w:numId w:val="1008"/>
+          <w:numId w:val="1010"/>
         </w:numPr>
       </w:pPr>
       <w:r>
@@ -20275,7 +20503,7 @@
         <w:pStyle w:val="Compact"/>
         <w:numPr>
           <w:ilvl w:val="1"/>
-          <w:numId w:val="1010"/>
+          <w:numId w:val="1012"/>
         </w:numPr>
       </w:pPr>
       <w:r>
@@ -20287,7 +20515,7 @@
         <w:pStyle w:val="Compact"/>
         <w:numPr>
           <w:ilvl w:val="1"/>
-          <w:numId w:val="1010"/>
+          <w:numId w:val="1012"/>
         </w:numPr>
       </w:pPr>
       <w:r>
@@ -20299,7 +20527,7 @@
         <w:pStyle w:val="Compact"/>
         <w:numPr>
           <w:ilvl w:val="1"/>
-          <w:numId w:val="1010"/>
+          <w:numId w:val="1012"/>
         </w:numPr>
       </w:pPr>
       <w:r>
@@ -20311,7 +20539,7 @@
         <w:pStyle w:val="Compact"/>
         <w:numPr>
           <w:ilvl w:val="0"/>
-          <w:numId w:val="1008"/>
+          <w:numId w:val="1010"/>
         </w:numPr>
       </w:pPr>
       <w:r>
@@ -20333,7 +20561,7 @@
         <w:pStyle w:val="Compact"/>
         <w:numPr>
           <w:ilvl w:val="0"/>
-          <w:numId w:val="1008"/>
+          <w:numId w:val="1010"/>
         </w:numPr>
       </w:pPr>
       <w:r>
@@ -21568,66 +21796,6 @@
       </w:tr>
     </w:tbl>
     <w:bookmarkEnd w:id="139"/>
-    <w:bookmarkStart w:id="140" w:name="textbook-cross-references"/>
-    <w:p>
-      <w:pPr>
-        <w:pStyle w:val="Heading2"/>
-      </w:pPr>
-      <w:ins w:id="3" w:author="PR Preview" w:date="2026-01-01T00:00:00Z">
-        <w:r>
-          <w:t xml:space="preserve">Textbook cross-references</w:t>
-        </w:r>
-      </w:ins>
-    </w:p>
-    <w:p>
-      <w:pPr>
-        <w:pStyle w:val="FirstParagraph"/>
-      </w:pPr>
-      <w:ins w:id="4" w:author="PR Preview" w:date="2026-01-01T00:00:00Z">
-        <w:r>
-          <w:t xml:space="preserve">Textbook sections on the topics of this page:</w:t>
-        </w:r>
-      </w:ins>
-    </w:p>
-    <w:p>
-      <w:pPr>
-        <w:pStyle w:val="Compact"/>
-        <w:numPr>
-          <w:ilvl w:val="0"/>
-          <w:numId w:val="1011"/>
-        </w:numPr>
-      </w:pPr>
-      <w:ins w:id="5" w:author="PR Preview" w:date="2026-01-01T00:00:00Z">
-        <w:r>
-          <w:t xml:space="preserve">Hogg et al. (2019, sec. 6.1, pp. 233–244)</w:t>
-        </w:r>
-      </w:ins>
-      <w:ins w:id="6" w:author="PR Preview" w:date="2026-01-01T00:00:00Z">
-        <w:r>
-          <w:t xml:space="preserve">: Descriptive statistics</w:t>
-        </w:r>
-      </w:ins>
-    </w:p>
-    <w:p>
-      <w:pPr>
-        <w:pStyle w:val="Compact"/>
-        <w:numPr>
-          <w:ilvl w:val="0"/>
-          <w:numId w:val="1011"/>
-        </w:numPr>
-      </w:pPr>
-      <w:ins w:id="7" w:author="PR Preview" w:date="2026-01-01T00:00:00Z">
-        <w:r>
-          <w:t xml:space="preserve">Hogg et al. (2019, sec. 6.2, pp. 245–255)</w:t>
-        </w:r>
-      </w:ins>
-      <w:ins w:id="8" w:author="PR Preview" w:date="2026-01-01T00:00:00Z">
-        <w:r>
-          <w:t xml:space="preserve">: Exploratory data analysis</w:t>
-        </w:r>
-      </w:ins>
-    </w:p>
-    <w:bookmarkEnd w:id="140"/>
     <w:bookmarkStart w:id="150" w:name="references"/>
     <w:p>
       <w:pPr>
@@ -21638,7 +21806,7 @@
       </w:r>
     </w:p>
     <w:bookmarkStart w:id="149" w:name="refs"/>
-    <w:bookmarkStart w:id="141" w:name="ref-geron2017hands"/>
+    <w:bookmarkStart w:id="140" w:name="ref-geron2017hands"/>
     <w:p>
       <w:pPr>
         <w:pStyle w:val="Bibliography"/>
@@ -21702,23 +21870,23 @@
         <w:t xml:space="preserve">. 1st ed. O’Reilly Media.</w:t>
       </w:r>
     </w:p>
-    <w:bookmarkEnd w:id="141"/>
-    <w:bookmarkStart w:id="142" w:name="ref-hoggtanis2015"/>
+    <w:bookmarkEnd w:id="140"/>
+    <w:bookmarkStart w:id="141" w:name="ref-hoggtanis2015"/>
     <w:p>
       <w:pPr>
         <w:pStyle w:val="Bibliography"/>
       </w:pPr>
-      <w:ins w:id="9" w:author="PR Preview" w:date="2026-01-01T00:00:00Z">
+      <w:ins w:id="24" w:author="PR Preview" w:date="2026-01-01T00:00:00Z">
         <w:r>
           <w:t xml:space="preserve">Hogg, Robert V., Elliot A. Tanis, and Dale L. Zimmerman. 2019.</w:t>
         </w:r>
       </w:ins>
-      <w:ins w:id="10" w:author="PR Preview" w:date="2026-01-01T00:00:00Z">
+      <w:ins w:id="25" w:author="PR Preview" w:date="2026-01-01T00:00:00Z">
         <w:r>
           <w:t xml:space="preserve"> </w:t>
         </w:r>
       </w:ins>
-      <w:ins w:id="11" w:author="PR Preview" w:date="2026-01-01T00:00:00Z">
+      <w:ins w:id="26" w:author="PR Preview" w:date="2026-01-01T00:00:00Z">
         <w:r>
           <w:rPr>
             <w:i/>
@@ -21727,14 +21895,14 @@
           <w:t xml:space="preserve">Probability and Statistical Inference</w:t>
         </w:r>
       </w:ins>
-      <w:ins w:id="12" w:author="PR Preview" w:date="2026-01-01T00:00:00Z">
+      <w:ins w:id="27" w:author="PR Preview" w:date="2026-01-01T00:00:00Z">
         <w:r>
           <w:t xml:space="preserve">. Tenth edition. Pearson.</w:t>
         </w:r>
       </w:ins>
     </w:p>
-    <w:bookmarkEnd w:id="142"/>
-    <w:bookmarkStart w:id="144" w:name="ref-james2021islr2e"/>
+    <w:bookmarkEnd w:id="141"/>
+    <w:bookmarkStart w:id="143" w:name="ref-james2021islr2e"/>
     <w:p>
       <w:pPr>
         <w:pStyle w:val="Bibliography"/>
@@ -21772,7 +21940,7 @@
       <w:r>
         <w:t xml:space="preserve"> </w:t>
       </w:r>
-      <w:hyperlink r:id="rId143">
+      <w:hyperlink r:id="rId142">
         <w:r>
           <w:rPr>
             <w:rStyle w:val="Hyperlink"/>
@@ -21783,6 +21951,37 @@
       <w:r>
         <w:t xml:space="preserve">.</w:t>
       </w:r>
+    </w:p>
+    <w:bookmarkEnd w:id="143"/>
+    <w:bookmarkStart w:id="144" w:name="ref-rice2007mathematical"/>
+    <w:p>
+      <w:pPr>
+        <w:pStyle w:val="Bibliography"/>
+      </w:pPr>
+      <w:ins w:id="28" w:author="PR Preview" w:date="2026-01-01T00:00:00Z">
+        <w:r>
+          <w:t xml:space="preserve">Rice, John A. 2007.</w:t>
+        </w:r>
+      </w:ins>
+      <w:ins w:id="29" w:author="PR Preview" w:date="2026-01-01T00:00:00Z">
+        <w:r>
+          <w:t xml:space="preserve"> </w:t>
+        </w:r>
+      </w:ins>
+      <w:ins w:id="30" w:author="PR Preview" w:date="2026-01-01T00:00:00Z">
+        <w:r>
+          <w:rPr>
+            <w:i/>
+            <w:iCs/>
+          </w:rPr>
+          <w:t xml:space="preserve">Mathematical Statistics and Data Analysis</w:t>
+        </w:r>
+      </w:ins>
+      <w:ins w:id="31" w:author="PR Preview" w:date="2026-01-01T00:00:00Z">
+        <w:r>
+          <w:t xml:space="preserve">. 3rd ed. Cengage Learning.</w:t>
+        </w:r>
+      </w:ins>
     </w:p>
     <w:bookmarkEnd w:id="144"/>
     <w:bookmarkStart w:id="146" w:name="ref-rosenman1975coronary"/>
@@ -22196,64 +22395,10 @@
     <w:abstractNumId w:val="991"/>
   </w:num>
   <w:num w:numId="1006">
-    <w:abstractNumId w:val="99411"/>
-    <w:lvlOverride w:ilvl="0">
-      <w:startOverride w:val="1"/>
-    </w:lvlOverride>
-    <w:lvlOverride w:ilvl="1">
-      <w:startOverride w:val="1"/>
-    </w:lvlOverride>
-    <w:lvlOverride w:ilvl="2">
-      <w:startOverride w:val="1"/>
-    </w:lvlOverride>
-    <w:lvlOverride w:ilvl="3">
-      <w:startOverride w:val="1"/>
-    </w:lvlOverride>
-    <w:lvlOverride w:ilvl="4">
-      <w:startOverride w:val="1"/>
-    </w:lvlOverride>
-    <w:lvlOverride w:ilvl="5">
-      <w:startOverride w:val="1"/>
-    </w:lvlOverride>
-    <w:lvlOverride w:ilvl="6">
-      <w:startOverride w:val="1"/>
-    </w:lvlOverride>
-    <w:lvlOverride w:ilvl="7">
-      <w:startOverride w:val="1"/>
-    </w:lvlOverride>
-    <w:lvlOverride w:ilvl="8">
-      <w:startOverride w:val="1"/>
-    </w:lvlOverride>
+    <w:abstractNumId w:val="991"/>
   </w:num>
   <w:num w:numId="1007">
-    <w:abstractNumId w:val="99411"/>
-    <w:lvlOverride w:ilvl="0">
-      <w:startOverride w:val="1"/>
-    </w:lvlOverride>
-    <w:lvlOverride w:ilvl="1">
-      <w:startOverride w:val="1"/>
-    </w:lvlOverride>
-    <w:lvlOverride w:ilvl="2">
-      <w:startOverride w:val="1"/>
-    </w:lvlOverride>
-    <w:lvlOverride w:ilvl="3">
-      <w:startOverride w:val="1"/>
-    </w:lvlOverride>
-    <w:lvlOverride w:ilvl="4">
-      <w:startOverride w:val="1"/>
-    </w:lvlOverride>
-    <w:lvlOverride w:ilvl="5">
-      <w:startOverride w:val="1"/>
-    </w:lvlOverride>
-    <w:lvlOverride w:ilvl="6">
-      <w:startOverride w:val="1"/>
-    </w:lvlOverride>
-    <w:lvlOverride w:ilvl="7">
-      <w:startOverride w:val="1"/>
-    </w:lvlOverride>
-    <w:lvlOverride w:ilvl="8">
-      <w:startOverride w:val="1"/>
-    </w:lvlOverride>
+    <w:abstractNumId w:val="991"/>
   </w:num>
   <w:num w:numId="1008">
     <w:abstractNumId w:val="99411"/>
@@ -22286,12 +22431,69 @@
     </w:lvlOverride>
   </w:num>
   <w:num w:numId="1009">
+    <w:abstractNumId w:val="99411"/>
+    <w:lvlOverride w:ilvl="0">
+      <w:startOverride w:val="1"/>
+    </w:lvlOverride>
+    <w:lvlOverride w:ilvl="1">
+      <w:startOverride w:val="1"/>
+    </w:lvlOverride>
+    <w:lvlOverride w:ilvl="2">
+      <w:startOverride w:val="1"/>
+    </w:lvlOverride>
+    <w:lvlOverride w:ilvl="3">
+      <w:startOverride w:val="1"/>
+    </w:lvlOverride>
+    <w:lvlOverride w:ilvl="4">
+      <w:startOverride w:val="1"/>
+    </w:lvlOverride>
+    <w:lvlOverride w:ilvl="5">
+      <w:startOverride w:val="1"/>
+    </w:lvlOverride>
+    <w:lvlOverride w:ilvl="6">
+      <w:startOverride w:val="1"/>
+    </w:lvlOverride>
+    <w:lvlOverride w:ilvl="7">
+      <w:startOverride w:val="1"/>
+    </w:lvlOverride>
+    <w:lvlOverride w:ilvl="8">
+      <w:startOverride w:val="1"/>
+    </w:lvlOverride>
+  </w:num>
+  <w:num w:numId="1010">
+    <w:abstractNumId w:val="99411"/>
+    <w:lvlOverride w:ilvl="0">
+      <w:startOverride w:val="1"/>
+    </w:lvlOverride>
+    <w:lvlOverride w:ilvl="1">
+      <w:startOverride w:val="1"/>
+    </w:lvlOverride>
+    <w:lvlOverride w:ilvl="2">
+      <w:startOverride w:val="1"/>
+    </w:lvlOverride>
+    <w:lvlOverride w:ilvl="3">
+      <w:startOverride w:val="1"/>
+    </w:lvlOverride>
+    <w:lvlOverride w:ilvl="4">
+      <w:startOverride w:val="1"/>
+    </w:lvlOverride>
+    <w:lvlOverride w:ilvl="5">
+      <w:startOverride w:val="1"/>
+    </w:lvlOverride>
+    <w:lvlOverride w:ilvl="6">
+      <w:startOverride w:val="1"/>
+    </w:lvlOverride>
+    <w:lvlOverride w:ilvl="7">
+      <w:startOverride w:val="1"/>
+    </w:lvlOverride>
+    <w:lvlOverride w:ilvl="8">
+      <w:startOverride w:val="1"/>
+    </w:lvlOverride>
+  </w:num>
+  <w:num w:numId="1011">
     <w:abstractNumId w:val="991"/>
   </w:num>
-  <w:num w:numId="1010">
-    <w:abstractNumId w:val="991"/>
-  </w:num>
-  <w:num w:numId="1011">
+  <w:num w:numId="1012">
     <w:abstractNumId w:val="991"/>
   </w:num>
 </w:numbering>

--- a/pr-preview/pr-204/exploratory-descriptive-handout-tracked-changes.docx
+++ b/pr-preview/pr-204/exploratory-descriptive-handout-tracked-changes.docx
@@ -16,7 +16,7 @@
       </w:pPr>
       <w:del w:id="1" w:author="PR Preview" w:date="2026-01-01T00:00:00Z">
         <w:r>
-          <w:delText xml:space="preserve">Last modified: 2026-10-15 08:36:30 (PDT)</w:delText>
+          <w:delText xml:space="preserve">Last modified: 2026-10-15 12:42:47 (PDT)</w:delText>
         </w:r>
       </w:del>
     </w:p>
@@ -26,7 +26,7 @@
       </w:pPr>
       <w:ins w:id="2" w:author="PR Preview" w:date="2026-01-01T00:00:00Z">
         <w:r>
-          <w:t xml:space="preserve">Last modified: 2026-10-15 08:46:14 (PDT)</w:t>
+          <w:t xml:space="preserve">Last modified: 2026-10-15 12:50:24 (PDT)</w:t>
         </w:r>
       </w:ins>
     </w:p>
@@ -16568,7 +16568,7 @@
                     <w:rPr>
                       <w:rStyle w:val="NormalTok"/>
                     </w:rPr>
-                    <w:t xml:space="preserve"> lnsbp) </w:t>
+                    <w:t xml:space="preserve"> sbp) </w:t>
                   </w:r>
                   <w:r>
                     <w:rPr>
@@ -16700,6 +16700,111 @@
                     <w:rPr>
                       <w:rStyle w:val="FunctionTok"/>
                     </w:rPr>
+                    <w:t xml:space="preserve">scale_x_log10</w:t>
+                  </w:r>
+                  <w:r>
+                    <w:rPr>
+                      <w:rStyle w:val="NormalTok"/>
+                    </w:rPr>
+                    <w:t xml:space="preserve">(</w:t>
+                  </w:r>
+                  <w:r>
+                    <w:rPr>
+                      <w:rStyle w:val="AttributeTok"/>
+                    </w:rPr>
+                    <w:t xml:space="preserve">breaks =</w:t>
+                  </w:r>
+                  <w:r>
+                    <w:rPr>
+                      <w:rStyle w:val="NormalTok"/>
+                    </w:rPr>
+                    <w:t xml:space="preserve"> </w:t>
+                  </w:r>
+                  <w:r>
+                    <w:rPr>
+                      <w:rStyle w:val="FunctionTok"/>
+                    </w:rPr>
+                    <w:t xml:space="preserve">c</w:t>
+                  </w:r>
+                  <w:r>
+                    <w:rPr>
+                      <w:rStyle w:val="NormalTok"/>
+                    </w:rPr>
+                    <w:t xml:space="preserve">(</w:t>
+                  </w:r>
+                  <w:r>
+                    <w:rPr>
+                      <w:rStyle w:val="DecValTok"/>
+                    </w:rPr>
+                    <w:t xml:space="preserve">100</w:t>
+                  </w:r>
+                  <w:r>
+                    <w:rPr>
+                      <w:rStyle w:val="NormalTok"/>
+                    </w:rPr>
+                    <w:t xml:space="preserve">, </w:t>
+                  </w:r>
+                  <w:r>
+                    <w:rPr>
+                      <w:rStyle w:val="DecValTok"/>
+                    </w:rPr>
+                    <w:t xml:space="preserve">140</w:t>
+                  </w:r>
+                  <w:r>
+                    <w:rPr>
+                      <w:rStyle w:val="NormalTok"/>
+                    </w:rPr>
+                    <w:t xml:space="preserve">, </w:t>
+                  </w:r>
+                  <w:r>
+                    <w:rPr>
+                      <w:rStyle w:val="DecValTok"/>
+                    </w:rPr>
+                    <w:t xml:space="preserve">200</w:t>
+                  </w:r>
+                  <w:r>
+                    <w:rPr>
+                      <w:rStyle w:val="NormalTok"/>
+                    </w:rPr>
+                    <w:t xml:space="preserve">, </w:t>
+                  </w:r>
+                  <w:r>
+                    <w:rPr>
+                      <w:rStyle w:val="DecValTok"/>
+                    </w:rPr>
+                    <w:t xml:space="preserve">250</w:t>
+                  </w:r>
+                  <w:r>
+                    <w:rPr>
+                      <w:rStyle w:val="NormalTok"/>
+                    </w:rPr>
+                    <w:t xml:space="preserve">)) </w:t>
+                  </w:r>
+                  <w:r>
+                    <w:rPr>
+                      <w:rStyle w:val="SpecialCharTok"/>
+                    </w:rPr>
+                    <w:t xml:space="preserve">+</w:t>
+                  </w:r>
+                  <w:r>
+                    <w:br/>
+                  </w:r>
+                  <w:r>
+                    <w:rPr>
+                      <w:rStyle w:val="NormalTok"/>
+                    </w:rPr>
+                    <w:t xml:space="preserve">  ggplot2</w:t>
+                  </w:r>
+                  <w:r>
+                    <w:rPr>
+                      <w:rStyle w:val="SpecialCharTok"/>
+                    </w:rPr>
+                    <w:t xml:space="preserve">::</w:t>
+                  </w:r>
+                  <w:r>
+                    <w:rPr>
+                      <w:rStyle w:val="FunctionTok"/>
+                    </w:rPr>
                     <w:t xml:space="preserve">labs</w:t>
                   </w:r>
                   <w:r>
@@ -16724,7 +16829,7 @@
                     <w:rPr>
                       <w:rStyle w:val="StringTok"/>
                     </w:rPr>
-                    <w:t xml:space="preserve">"log(Systolic BP)"</w:t>
+                    <w:t xml:space="preserve">"Systolic BP (mmHg), log scale"</w:t>
                   </w:r>
                   <w:r>
                     <w:rPr>
@@ -16835,9 +16940,73 @@
         <w:spacing w:before="200"/>
         <w:pStyle w:val="ImageCaption"/>
       </w:pPr>
-      <w:r>
-        <w:t xml:space="preserve">Figure 9: Distribution of systolic blood pressure in the WCGS, on two scales</w:t>
-      </w:r>
+      <w:del w:id="24" w:author="PR Preview" w:date="2026-01-01T00:00:00Z">
+        <w:r>
+          <w:delText xml:space="preserve">Figure 9: Distribution of systolic blood pressure in the WCGS, on two scales</w:delText>
+        </w:r>
+      </w:del>
+    </w:p>
+    <w:p>
+      <w:pPr>
+        <w:pStyle w:val="BodyText"/>
+      </w:pPr>
+      <w:pPr>
+        <w:spacing w:before="200"/>
+        <w:pStyle w:val="ImageCaption"/>
+      </w:pPr>
+      <w:ins w:id="25" w:author="PR Preview" w:date="2026-01-01T00:00:00Z">
+        <w:r>
+          <w:t xml:space="preserve">Figure 9: Distribution of systolic blood pressure in the WCGS, on two scales.</w:t>
+        </w:r>
+      </w:ins>
+      <w:ins w:id="26" w:author="PR Preview" w:date="2026-01-01T00:00:00Z">
+        <w:r>
+          <w:t xml:space="preserve"> </w:t>
+        </w:r>
+      </w:ins>
+      <w:ins w:id="27" w:author="PR Preview" w:date="2026-01-01T00:00:00Z">
+        <w:r>
+          <w:t xml:space="preserve">Both panels label the axis in mmHg;</w:t>
+        </w:r>
+      </w:ins>
+      <w:ins w:id="28" w:author="PR Preview" w:date="2026-01-01T00:00:00Z">
+        <w:r>
+          <w:t xml:space="preserve"> </w:t>
+        </w:r>
+      </w:ins>
+      <w:ins w:id="29" w:author="PR Preview" w:date="2026-01-01T00:00:00Z">
+        <w:r>
+          <w:t xml:space="preserve">the right panel spaces the values logarithmically,</w:t>
+        </w:r>
+      </w:ins>
+      <w:ins w:id="30" w:author="PR Preview" w:date="2026-01-01T00:00:00Z">
+        <w:r>
+          <w:t xml:space="preserve"> </w:t>
+        </w:r>
+      </w:ins>
+      <w:ins w:id="31" w:author="PR Preview" w:date="2026-01-01T00:00:00Z">
+        <w:r>
+          <w:t xml:space="preserve">so its histogram is the histogram of</w:t>
+        </w:r>
+      </w:ins>
+      <w:ins w:id="32" w:author="PR Preview" w:date="2026-01-01T00:00:00Z">
+        <w:r>
+          <w:t xml:space="preserve"> </w:t>
+        </w:r>
+      </w:ins>
+      <w:ins w:id="33" w:author="PR Preview" w:date="2026-01-01T00:00:00Z">
+        <w:r>
+          <w:rPr>
+            <w:rStyle w:val="VerbatimChar"/>
+          </w:rPr>
+          <w:t xml:space="preserve">lnsbp</w:t>
+        </w:r>
+      </w:ins>
+      <w:ins w:id="34" w:author="PR Preview" w:date="2026-01-01T00:00:00Z">
+        <w:r>
+          <w:t xml:space="preserve">.</w:t>
+        </w:r>
+      </w:ins>
     </w:p>
     <w:bookmarkEnd w:id="119"/>
     <w:p>
@@ -21876,17 +22045,17 @@
       <w:pPr>
         <w:pStyle w:val="Bibliography"/>
       </w:pPr>
-      <w:ins w:id="24" w:author="PR Preview" w:date="2026-01-01T00:00:00Z">
+      <w:ins w:id="35" w:author="PR Preview" w:date="2026-01-01T00:00:00Z">
         <w:r>
           <w:t xml:space="preserve">Hogg, Robert V., Elliot A. Tanis, and Dale L. Zimmerman. 2019.</w:t>
         </w:r>
       </w:ins>
-      <w:ins w:id="25" w:author="PR Preview" w:date="2026-01-01T00:00:00Z">
+      <w:ins w:id="36" w:author="PR Preview" w:date="2026-01-01T00:00:00Z">
         <w:r>
           <w:t xml:space="preserve"> </w:t>
         </w:r>
       </w:ins>
-      <w:ins w:id="26" w:author="PR Preview" w:date="2026-01-01T00:00:00Z">
+      <w:ins w:id="37" w:author="PR Preview" w:date="2026-01-01T00:00:00Z">
         <w:r>
           <w:rPr>
             <w:i/>
@@ -21895,7 +22064,7 @@
           <w:t xml:space="preserve">Probability and Statistical Inference</w:t>
         </w:r>
       </w:ins>
-      <w:ins w:id="27" w:author="PR Preview" w:date="2026-01-01T00:00:00Z">
+      <w:ins w:id="38" w:author="PR Preview" w:date="2026-01-01T00:00:00Z">
         <w:r>
           <w:t xml:space="preserve">. Tenth edition. Pearson.</w:t>
         </w:r>
@@ -21958,17 +22127,17 @@
       <w:pPr>
         <w:pStyle w:val="Bibliography"/>
       </w:pPr>
-      <w:ins w:id="28" w:author="PR Preview" w:date="2026-01-01T00:00:00Z">
+      <w:ins w:id="39" w:author="PR Preview" w:date="2026-01-01T00:00:00Z">
         <w:r>
           <w:t xml:space="preserve">Rice, John A. 2007.</w:t>
         </w:r>
       </w:ins>
-      <w:ins w:id="29" w:author="PR Preview" w:date="2026-01-01T00:00:00Z">
+      <w:ins w:id="40" w:author="PR Preview" w:date="2026-01-01T00:00:00Z">
         <w:r>
           <w:t xml:space="preserve"> </w:t>
         </w:r>
       </w:ins>
-      <w:ins w:id="30" w:author="PR Preview" w:date="2026-01-01T00:00:00Z">
+      <w:ins w:id="41" w:author="PR Preview" w:date="2026-01-01T00:00:00Z">
         <w:r>
           <w:rPr>
             <w:i/>
@@ -21977,7 +22146,7 @@
           <w:t xml:space="preserve">Mathematical Statistics and Data Analysis</w:t>
         </w:r>
       </w:ins>
-      <w:ins w:id="31" w:author="PR Preview" w:date="2026-01-01T00:00:00Z">
+      <w:ins w:id="42" w:author="PR Preview" w:date="2026-01-01T00:00:00Z">
         <w:r>
           <w:t xml:space="preserve">. 3rd ed. Cengage Learning.</w:t>
         </w:r>

--- a/pr-preview/pr-204/exploratory-descriptive-handout-tracked-changes.docx
+++ b/pr-preview/pr-204/exploratory-descriptive-handout-tracked-changes.docx
@@ -16,7 +16,7 @@
       </w:pPr>
       <w:del w:id="1" w:author="PR Preview" w:date="2026-01-01T00:00:00Z">
         <w:r>
-          <w:delText xml:space="preserve">Last modified: 2026-10-15 12:42:47 (PDT)</w:delText>
+          <w:delText xml:space="preserve">Last modified: 2026-10-15 12:56:30 (PDT)</w:delText>
         </w:r>
       </w:del>
     </w:p>
@@ -26,7 +26,7 @@
       </w:pPr>
       <w:ins w:id="2" w:author="PR Preview" w:date="2026-01-01T00:00:00Z">
         <w:r>
-          <w:t xml:space="preserve">Last modified: 2026-10-15 12:50:24 (PDT)</w:t>
+          <w:t xml:space="preserve">Last modified: 2026-10-15 13:07:45 (PDT)</w:t>
         </w:r>
       </w:ins>
     </w:p>
@@ -15752,7 +15752,7 @@
     <w:bookmarkEnd w:id="108"/>
     <w:bookmarkEnd w:id="109"/>
     <w:bookmarkEnd w:id="110"/>
-    <w:bookmarkStart w:id="137" w:name="data-transformations"/>
+    <w:bookmarkStart w:id="133" w:name="data-transformations"/>
     <w:p>
       <w:pPr>
         <w:pStyle w:val="Heading2"/>
@@ -16940,73 +16940,39 @@
         <w:spacing w:before="200"/>
         <w:pStyle w:val="ImageCaption"/>
       </w:pPr>
-      <w:del w:id="24" w:author="PR Preview" w:date="2026-01-01T00:00:00Z">
-        <w:r>
-          <w:delText xml:space="preserve">Figure 9: Distribution of systolic blood pressure in the WCGS, on two scales</w:delText>
-        </w:r>
-      </w:del>
-    </w:p>
-    <w:p>
-      <w:pPr>
-        <w:pStyle w:val="BodyText"/>
-      </w:pPr>
-      <w:pPr>
-        <w:spacing w:before="200"/>
-        <w:pStyle w:val="ImageCaption"/>
-      </w:pPr>
-      <w:ins w:id="25" w:author="PR Preview" w:date="2026-01-01T00:00:00Z">
-        <w:r>
-          <w:t xml:space="preserve">Figure 9: Distribution of systolic blood pressure in the WCGS, on two scales.</w:t>
-        </w:r>
-      </w:ins>
-      <w:ins w:id="26" w:author="PR Preview" w:date="2026-01-01T00:00:00Z">
-        <w:r>
-          <w:t xml:space="preserve"> </w:t>
-        </w:r>
-      </w:ins>
-      <w:ins w:id="27" w:author="PR Preview" w:date="2026-01-01T00:00:00Z">
-        <w:r>
-          <w:t xml:space="preserve">Both panels label the axis in mmHg;</w:t>
-        </w:r>
-      </w:ins>
-      <w:ins w:id="28" w:author="PR Preview" w:date="2026-01-01T00:00:00Z">
-        <w:r>
-          <w:t xml:space="preserve"> </w:t>
-        </w:r>
-      </w:ins>
-      <w:ins w:id="29" w:author="PR Preview" w:date="2026-01-01T00:00:00Z">
-        <w:r>
-          <w:t xml:space="preserve">the right panel spaces the values logarithmically,</w:t>
-        </w:r>
-      </w:ins>
-      <w:ins w:id="30" w:author="PR Preview" w:date="2026-01-01T00:00:00Z">
-        <w:r>
-          <w:t xml:space="preserve"> </w:t>
-        </w:r>
-      </w:ins>
-      <w:ins w:id="31" w:author="PR Preview" w:date="2026-01-01T00:00:00Z">
-        <w:r>
-          <w:t xml:space="preserve">so its histogram is the histogram of</w:t>
-        </w:r>
-      </w:ins>
-      <w:ins w:id="32" w:author="PR Preview" w:date="2026-01-01T00:00:00Z">
-        <w:r>
-          <w:t xml:space="preserve"> </w:t>
-        </w:r>
-      </w:ins>
-      <w:ins w:id="33" w:author="PR Preview" w:date="2026-01-01T00:00:00Z">
-        <w:r>
-          <w:rPr>
-            <w:rStyle w:val="VerbatimChar"/>
-          </w:rPr>
-          <w:t xml:space="preserve">lnsbp</w:t>
-        </w:r>
-      </w:ins>
-      <w:ins w:id="34" w:author="PR Preview" w:date="2026-01-01T00:00:00Z">
-        <w:r>
-          <w:t xml:space="preserve">.</w:t>
-        </w:r>
-      </w:ins>
+      <w:r>
+        <w:t xml:space="preserve">Figure 9: Distribution of systolic blood pressure in the WCGS, on two scales.</w:t>
+      </w:r>
+      <w:r>
+        <w:t xml:space="preserve"> </w:t>
+      </w:r>
+      <w:r>
+        <w:t xml:space="preserve">Both panels label the axis in mmHg;</w:t>
+      </w:r>
+      <w:r>
+        <w:t xml:space="preserve"> </w:t>
+      </w:r>
+      <w:r>
+        <w:t xml:space="preserve">the right panel spaces the values logarithmically,</w:t>
+      </w:r>
+      <w:r>
+        <w:t xml:space="preserve"> </w:t>
+      </w:r>
+      <w:r>
+        <w:t xml:space="preserve">so its histogram is the histogram of</w:t>
+      </w:r>
+      <w:r>
+        <w:t xml:space="preserve"> </w:t>
+      </w:r>
+      <w:r>
+        <w:rPr>
+          <w:rStyle w:val="VerbatimChar"/>
+        </w:rPr>
+        <w:t xml:space="preserve">lnsbp</w:t>
+      </w:r>
+      <w:r>
+        <w:t xml:space="preserve">.</w:t>
+      </w:r>
     </w:p>
     <w:bookmarkEnd w:id="119"/>
     <w:p>
@@ -17397,7 +17363,7 @@
         <w:t xml:space="preserve">the assumptions of that model and on the scientific question.</w:t>
       </w:r>
     </w:p>
-    <w:bookmarkStart w:id="136" w:name="sec-rescaling"/>
+    <w:bookmarkStart w:id="132" w:name="sec-rescaling"/>
     <w:p>
       <w:pPr>
         <w:pStyle w:val="Heading3"/>
@@ -17901,7 +17867,7 @@
       </w:r>
     </w:p>
     <w:bookmarkEnd w:id="121"/>
-    <w:bookmarkStart w:id="125" w:name="def-standardization"/>
+    <w:bookmarkStart w:id="122" w:name="def-standardization"/>
     <w:p>
       <w:pPr>
         <w:pStyle w:val="FirstParagraph"/>
@@ -18193,154 +18159,58 @@
         </m:oMath>
       </m:oMathPara>
     </w:p>
-    <w:tbl>
-      <w:tblPr>
-        <w:tblStyle w:val="Table"/>
-        <w:tblLook w:firstRow="0" w:lastRow="0" w:firstColumn="0" w:lastColumn="0" w:noHBand="0" w:noVBand="0" w:val="0000"/>
-        <w:tblBorders>
-          <w:top w:val="single" w:sz="4" w:space="0" w:color="0758E5"/>
-          <w:left w:val="single" w:sz="24" w:space="0" w:color="0758E5"/>
-          <w:bottom w:val="single" w:sz="4" w:space="0" w:color="0758E5"/>
-          <w:right w:val="single" w:sz="4" w:space="0" w:color="0758E5"/>
-        </w:tblBorders>
-        <w:tblCellMar>
-          <w:left w:w="144" w:type="dxa"/>
-          <w:right w:w="144" w:type="dxa"/>
-        </w:tblCellMar>
-        <w:tblLook w:firstRow="0" w:lastRow="0" w:firstColumn="0" w:lastColumn="0" w:noHBand="0" w:noVBand="0" w:val="0000"/>
-      </w:tblPr>
-      <w:tr>
-        <w:trPr>
-          <w:cantSplit/>
-        </w:trPr>
-        <w:tc>
-          <w:tcPr>
-            <w:shd w:color="auto" w:fill="dae6fb" w:val="clear"/>
-            <w:tcMar>
-              <w:top w:w="92" w:type="dxa"/>
-              <w:bottom w:w="92" w:type="dxa"/>
-            </w:tcMar>
-          </w:tcPr>
-          <w:p>
-            <w:pPr>
-              <w:pStyle w:val="FirstParagraph"/>
-            </w:pPr>
-            <w:pPr>
-              <w:spacing w:before="0" w:after="0"/>
-              <w:textAlignment w:val="center"/>
-            </w:pPr>
-            <w:r>
-              <w:drawing>
-                <wp:inline>
-                  <wp:extent cx="152400" cy="152400"/>
-                  <wp:effectExtent b="0" l="0" r="0" t="0"/>
-                  <wp:docPr descr="" title="" id="123" name="Picture"/>
-                  <a:graphic>
-                    <a:graphicData uri="http://schemas.openxmlformats.org/drawingml/2006/picture">
-                      <pic:pic>
-                        <pic:nvPicPr>
-                          <pic:cNvPr descr="/opt/quarto/share/formats/docx/note.png" id="124" name="Picture"/>
-                          <pic:cNvPicPr>
-                            <a:picLocks noChangeArrowheads="1" noChangeAspect="1"/>
-                          </pic:cNvPicPr>
-                        </pic:nvPicPr>
-                        <pic:blipFill>
-                          <a:blip r:embed="rId122"/>
-                          <a:stretch>
-                            <a:fillRect/>
-                          </a:stretch>
-                        </pic:blipFill>
-                        <pic:spPr bwMode="auto">
-                          <a:xfrm>
-                            <a:off x="0" y="0"/>
-                            <a:ext cx="152400" cy="152400"/>
-                          </a:xfrm>
-                          <a:prstGeom prst="rect">
-                            <a:avLst/>
-                          </a:prstGeom>
-                          <a:noFill/>
-                          <a:ln w="9525">
-                            <a:noFill/>
-                            <a:headEnd/>
-                            <a:tailEnd/>
-                          </a:ln>
-                        </pic:spPr>
-                      </pic:pic>
-                    </a:graphicData>
-                  </a:graphic>
-                </wp:inline>
-              </w:drawing>
-            </w:r>
-            <w:r>
-              <w:t xml:space="preserve"> </w:t>
-            </w:r>
-            <w:r>
-              <w:t xml:space="preserve"> </w:t>
-            </w:r>
-            <w:r>
-              <w:t xml:space="preserve">Source</w:t>
-            </w:r>
-          </w:p>
-        </w:tc>
-      </w:tr>
-      <w:tr>
-        <w:trPr>
-          <w:cantSplit/>
-        </w:trPr>
-        <w:tc>
-          <w:tcPr>
-            <w:tcMar>
-              <w:top w:w="108" w:type="dxa"/>
-              <w:bottom w:w="108" w:type="dxa"/>
-            </w:tcMar>
-          </w:tcPr>
-          <w:p>
-            <w:pPr>
-              <w:pStyle w:val="BodyText"/>
-            </w:pPr>
-            <w:pPr>
-              <w:spacing w:before="16" w:after="16"/>
-            </w:pPr>
-            <w:r>
-              <w:t xml:space="preserve">James et al. (2021, sec. 4.7.6, p. 183)</w:t>
-            </w:r>
-            <w:r>
-              <w:t xml:space="preserve">.</w:t>
-            </w:r>
-            <w:r>
-              <w:t xml:space="preserve"> </w:t>
-            </w:r>
-            <w:r>
-              <w:t xml:space="preserve">Géron (2017, ch. 2)</w:t>
-            </w:r>
-            <w:r>
-              <w:t xml:space="preserve"> </w:t>
-            </w:r>
-            <w:r>
-              <w:t xml:space="preserve">describes the same operation but says it divides by the variance;</w:t>
-            </w:r>
-            <w:r>
-              <w:t xml:space="preserve"> </w:t>
-            </w:r>
-            <w:r>
-              <w:t xml:space="preserve">the standard deviation is used here, as in</w:t>
-            </w:r>
-            <w:r>
-              <w:t xml:space="preserve"> </w:t>
-            </w:r>
-            <w:r>
-              <w:t xml:space="preserve">James et al. (2021)</w:t>
-            </w:r>
-            <w:r>
-              <w:t xml:space="preserve">.</w:t>
-            </w:r>
-          </w:p>
-          <w:p/>
-        </w:tc>
-      </w:tr>
-    </w:tbl>
-    <w:bookmarkEnd w:id="125"/>
-    <w:bookmarkStart w:id="126" w:name="rem-standardization-units"/>
+    <w:bookmarkEnd w:id="122"/>
+    <w:bookmarkStart w:id="123" w:name="rem-source-standardization"/>
+    <w:p>
+      <w:pPr>
+        <w:pStyle w:val="FirstParagraph"/>
+      </w:pPr>
+      <w:r>
+        <w:rPr>
+          <w:i/>
+          <w:iCs/>
+        </w:rPr>
+        <w:t xml:space="preserve">Remark 5</w:t>
+      </w:r>
+      <w:r>
+        <w:t xml:space="preserve"> (Source: Standardization). </w:t>
+      </w:r>
+      <w:r>
+        <w:t xml:space="preserve">James et al. (2021, sec. 4.7.6, p. 183)</w:t>
+      </w:r>
+      <w:r>
+        <w:t xml:space="preserve">.</w:t>
+      </w:r>
+      <w:r>
+        <w:t xml:space="preserve"> </w:t>
+      </w:r>
+      <w:r>
+        <w:t xml:space="preserve">Géron (2017, ch. 2)</w:t>
+      </w:r>
+      <w:r>
+        <w:t xml:space="preserve"> </w:t>
+      </w:r>
+      <w:r>
+        <w:t xml:space="preserve">describes the same operation but says it divides by the variance;</w:t>
+      </w:r>
+      <w:r>
+        <w:t xml:space="preserve"> </w:t>
+      </w:r>
+      <w:r>
+        <w:t xml:space="preserve">the standard deviation is used here, as in</w:t>
+      </w:r>
+      <w:r>
+        <w:t xml:space="preserve"> </w:t>
+      </w:r>
+      <w:r>
+        <w:t xml:space="preserve">James et al. (2021)</w:t>
+      </w:r>
+      <w:r>
+        <w:t xml:space="preserve">.</w:t>
+      </w:r>
+    </w:p>
+    <w:bookmarkEnd w:id="123"/>
+    <w:bookmarkStart w:id="124" w:name="rem-standardization-units"/>
     <w:p>
       <w:pPr>
         <w:pStyle w:val="BodyText"/>
@@ -18350,7 +18220,7 @@
           <w:i/>
           <w:iCs/>
         </w:rPr>
-        <w:t xml:space="preserve">Remark 5</w:t>
+        <w:t xml:space="preserve">Remark 6</w:t>
       </w:r>
       <w:r>
         <w:t xml:space="preserve"> (Standardized values have no units). </w:t>
@@ -18415,8 +18285,8 @@
         <w:t xml:space="preserve">both become unitless numbers of standard deviations.</w:t>
       </w:r>
     </w:p>
-    <w:bookmarkEnd w:id="126"/>
-    <w:bookmarkStart w:id="129" w:name="thm-standardized-mean-sd"/>
+    <w:bookmarkEnd w:id="124"/>
+    <w:bookmarkStart w:id="125" w:name="thm-standardized-mean-sd"/>
     <w:p>
       <w:pPr>
         <w:pStyle w:val="BodyText"/>
@@ -18573,138 +18443,7 @@
         <w:t xml:space="preserve">.</w:t>
       </w:r>
     </w:p>
-    <w:tbl>
-      <w:tblPr>
-        <w:tblStyle w:val="Table"/>
-        <w:tblLook w:firstRow="0" w:lastRow="0" w:firstColumn="0" w:lastColumn="0" w:noHBand="0" w:noVBand="0" w:val="0000"/>
-        <w:tblBorders>
-          <w:top w:val="single" w:sz="4" w:space="0" w:color="0758E5"/>
-          <w:left w:val="single" w:sz="24" w:space="0" w:color="0758E5"/>
-          <w:bottom w:val="single" w:sz="4" w:space="0" w:color="0758E5"/>
-          <w:right w:val="single" w:sz="4" w:space="0" w:color="0758E5"/>
-        </w:tblBorders>
-        <w:tblCellMar>
-          <w:left w:w="144" w:type="dxa"/>
-          <w:right w:w="144" w:type="dxa"/>
-        </w:tblCellMar>
-        <w:tblLook w:firstRow="0" w:lastRow="0" w:firstColumn="0" w:lastColumn="0" w:noHBand="0" w:noVBand="0" w:val="0000"/>
-      </w:tblPr>
-      <w:tr>
-        <w:trPr>
-          <w:cantSplit/>
-        </w:trPr>
-        <w:tc>
-          <w:tcPr>
-            <w:shd w:color="auto" w:fill="dae6fb" w:val="clear"/>
-            <w:tcMar>
-              <w:top w:w="92" w:type="dxa"/>
-              <w:bottom w:w="92" w:type="dxa"/>
-            </w:tcMar>
-          </w:tcPr>
-          <w:p>
-            <w:pPr>
-              <w:pStyle w:val="BodyText"/>
-            </w:pPr>
-            <w:pPr>
-              <w:spacing w:before="0" w:after="0"/>
-              <w:textAlignment w:val="center"/>
-            </w:pPr>
-            <w:r>
-              <w:drawing>
-                <wp:inline>
-                  <wp:extent cx="152400" cy="152400"/>
-                  <wp:effectExtent b="0" l="0" r="0" t="0"/>
-                  <wp:docPr descr="" title="" id="127" name="Picture"/>
-                  <a:graphic>
-                    <a:graphicData uri="http://schemas.openxmlformats.org/drawingml/2006/picture">
-                      <pic:pic>
-                        <pic:nvPicPr>
-                          <pic:cNvPr descr="/opt/quarto/share/formats/docx/note.png" id="128" name="Picture"/>
-                          <pic:cNvPicPr>
-                            <a:picLocks noChangeArrowheads="1" noChangeAspect="1"/>
-                          </pic:cNvPicPr>
-                        </pic:nvPicPr>
-                        <pic:blipFill>
-                          <a:blip r:embed="rId122"/>
-                          <a:stretch>
-                            <a:fillRect/>
-                          </a:stretch>
-                        </pic:blipFill>
-                        <pic:spPr bwMode="auto">
-                          <a:xfrm>
-                            <a:off x="0" y="0"/>
-                            <a:ext cx="152400" cy="152400"/>
-                          </a:xfrm>
-                          <a:prstGeom prst="rect">
-                            <a:avLst/>
-                          </a:prstGeom>
-                          <a:noFill/>
-                          <a:ln w="9525">
-                            <a:noFill/>
-                            <a:headEnd/>
-                            <a:tailEnd/>
-                          </a:ln>
-                        </pic:spPr>
-                      </pic:pic>
-                    </a:graphicData>
-                  </a:graphic>
-                </wp:inline>
-              </w:drawing>
-            </w:r>
-            <w:r>
-              <w:t xml:space="preserve"> </w:t>
-            </w:r>
-            <w:r>
-              <w:t xml:space="preserve"> </w:t>
-            </w:r>
-            <w:r>
-              <w:t xml:space="preserve">Source</w:t>
-            </w:r>
-          </w:p>
-        </w:tc>
-      </w:tr>
-      <w:tr>
-        <w:trPr>
-          <w:cantSplit/>
-        </w:trPr>
-        <w:tc>
-          <w:tcPr>
-            <w:tcMar>
-              <w:top w:w="108" w:type="dxa"/>
-              <w:bottom w:w="108" w:type="dxa"/>
-            </w:tcMar>
-          </w:tcPr>
-          <w:p>
-            <w:pPr>
-              <w:pStyle w:val="BodyText"/>
-            </w:pPr>
-            <w:pPr>
-              <w:spacing w:before="16" w:after="16"/>
-            </w:pPr>
-            <w:r>
-              <w:t xml:space="preserve">Stated for the standardized Caravan variables in</w:t>
-            </w:r>
-            <w:r>
-              <w:t xml:space="preserve"> </w:t>
-            </w:r>
-            <w:r>
-              <w:t xml:space="preserve">James et al. (2021, sec. 4.7.6, p. 183)</w:t>
-            </w:r>
-            <w:r>
-              <w:t xml:space="preserve">;</w:t>
-            </w:r>
-            <w:r>
-              <w:t xml:space="preserve"> </w:t>
-            </w:r>
-            <w:r>
-              <w:t xml:space="preserve">the proof is the elementary calculation.</w:t>
-            </w:r>
-          </w:p>
-          <w:p/>
-        </w:tc>
-      </w:tr>
-    </w:tbl>
-    <w:bookmarkEnd w:id="129"/>
+    <w:bookmarkEnd w:id="125"/>
     <w:p>
       <w:pPr>
         <w:pStyle w:val="BodyText"/>
@@ -19417,7 +19156,42 @@
         <w:t xml:space="preserve">.</w:t>
       </w:r>
     </w:p>
-    <w:bookmarkStart w:id="130" w:name="exm-scale-wcgs"/>
+    <w:bookmarkStart w:id="126" w:name="rem-source-standardized-mean-sd"/>
+    <w:p>
+      <w:pPr>
+        <w:pStyle w:val="BodyText"/>
+      </w:pPr>
+      <w:r>
+        <w:rPr>
+          <w:i/>
+          <w:iCs/>
+        </w:rPr>
+        <w:t xml:space="preserve">Remark 7</w:t>
+      </w:r>
+      <w:r>
+        <w:t xml:space="preserve"> (Source: Standardized values have mean 0 and standard deviation 1). </w:t>
+      </w:r>
+      <w:r>
+        <w:t xml:space="preserve">Stated for the standardized Caravan variables in</w:t>
+      </w:r>
+      <w:r>
+        <w:t xml:space="preserve"> </w:t>
+      </w:r>
+      <w:r>
+        <w:t xml:space="preserve">James et al. (2021, sec. 4.7.6, p. 183)</w:t>
+      </w:r>
+      <w:r>
+        <w:t xml:space="preserve">;</w:t>
+      </w:r>
+      <w:r>
+        <w:t xml:space="preserve"> </w:t>
+      </w:r>
+      <w:r>
+        <w:t xml:space="preserve">the proof is the elementary calculation.</w:t>
+      </w:r>
+    </w:p>
+    <w:bookmarkEnd w:id="126"/>
+    <w:bookmarkStart w:id="127" w:name="exm-scale-wcgs"/>
     <w:p>
       <w:pPr>
         <w:pStyle w:val="BodyText"/>
@@ -19695,8 +19469,8 @@
         <w:t xml:space="preserve">is needed because 12 of the cholesterol values are missing.</w:t>
       </w:r>
     </w:p>
-    <w:bookmarkEnd w:id="130"/>
-    <w:bookmarkStart w:id="133" w:name="def-min-max-scaling"/>
+    <w:bookmarkEnd w:id="127"/>
+    <w:bookmarkStart w:id="128" w:name="def-min-max-scaling"/>
     <w:p>
       <w:pPr>
         <w:pStyle w:val="BodyText"/>
@@ -19979,127 +19753,31 @@
         </m:oMath>
       </m:oMathPara>
     </w:p>
-    <w:tbl>
-      <w:tblPr>
-        <w:tblStyle w:val="Table"/>
-        <w:tblLook w:firstRow="0" w:lastRow="0" w:firstColumn="0" w:lastColumn="0" w:noHBand="0" w:noVBand="0" w:val="0000"/>
-        <w:tblBorders>
-          <w:top w:val="single" w:sz="4" w:space="0" w:color="0758E5"/>
-          <w:left w:val="single" w:sz="24" w:space="0" w:color="0758E5"/>
-          <w:bottom w:val="single" w:sz="4" w:space="0" w:color="0758E5"/>
-          <w:right w:val="single" w:sz="4" w:space="0" w:color="0758E5"/>
-        </w:tblBorders>
-        <w:tblCellMar>
-          <w:left w:w="144" w:type="dxa"/>
-          <w:right w:w="144" w:type="dxa"/>
-        </w:tblCellMar>
-        <w:tblLook w:firstRow="0" w:lastRow="0" w:firstColumn="0" w:lastColumn="0" w:noHBand="0" w:noVBand="0" w:val="0000"/>
-      </w:tblPr>
-      <w:tr>
-        <w:trPr>
-          <w:cantSplit/>
-        </w:trPr>
-        <w:tc>
-          <w:tcPr>
-            <w:shd w:color="auto" w:fill="dae6fb" w:val="clear"/>
-            <w:tcMar>
-              <w:top w:w="92" w:type="dxa"/>
-              <w:bottom w:w="92" w:type="dxa"/>
-            </w:tcMar>
-          </w:tcPr>
-          <w:p>
-            <w:pPr>
-              <w:pStyle w:val="FirstParagraph"/>
-            </w:pPr>
-            <w:pPr>
-              <w:spacing w:before="0" w:after="0"/>
-              <w:textAlignment w:val="center"/>
-            </w:pPr>
-            <w:r>
-              <w:drawing>
-                <wp:inline>
-                  <wp:extent cx="152400" cy="152400"/>
-                  <wp:effectExtent b="0" l="0" r="0" t="0"/>
-                  <wp:docPr descr="" title="" id="131" name="Picture"/>
-                  <a:graphic>
-                    <a:graphicData uri="http://schemas.openxmlformats.org/drawingml/2006/picture">
-                      <pic:pic>
-                        <pic:nvPicPr>
-                          <pic:cNvPr descr="/opt/quarto/share/formats/docx/note.png" id="132" name="Picture"/>
-                          <pic:cNvPicPr>
-                            <a:picLocks noChangeArrowheads="1" noChangeAspect="1"/>
-                          </pic:cNvPicPr>
-                        </pic:nvPicPr>
-                        <pic:blipFill>
-                          <a:blip r:embed="rId122"/>
-                          <a:stretch>
-                            <a:fillRect/>
-                          </a:stretch>
-                        </pic:blipFill>
-                        <pic:spPr bwMode="auto">
-                          <a:xfrm>
-                            <a:off x="0" y="0"/>
-                            <a:ext cx="152400" cy="152400"/>
-                          </a:xfrm>
-                          <a:prstGeom prst="rect">
-                            <a:avLst/>
-                          </a:prstGeom>
-                          <a:noFill/>
-                          <a:ln w="9525">
-                            <a:noFill/>
-                            <a:headEnd/>
-                            <a:tailEnd/>
-                          </a:ln>
-                        </pic:spPr>
-                      </pic:pic>
-                    </a:graphicData>
-                  </a:graphic>
-                </wp:inline>
-              </w:drawing>
-            </w:r>
-            <w:r>
-              <w:t xml:space="preserve"> </w:t>
-            </w:r>
-            <w:r>
-              <w:t xml:space="preserve"> </w:t>
-            </w:r>
-            <w:r>
-              <w:t xml:space="preserve">Source</w:t>
-            </w:r>
-          </w:p>
-        </w:tc>
-      </w:tr>
-      <w:tr>
-        <w:trPr>
-          <w:cantSplit/>
-        </w:trPr>
-        <w:tc>
-          <w:tcPr>
-            <w:tcMar>
-              <w:top w:w="108" w:type="dxa"/>
-              <w:bottom w:w="108" w:type="dxa"/>
-            </w:tcMar>
-          </w:tcPr>
-          <w:p>
-            <w:pPr>
-              <w:pStyle w:val="BodyText"/>
-            </w:pPr>
-            <w:pPr>
-              <w:spacing w:before="16" w:after="16"/>
-            </w:pPr>
-            <w:r>
-              <w:t xml:space="preserve">Géron (2017, ch. 2)</w:t>
-            </w:r>
-            <w:r>
-              <w:t xml:space="preserve">.</w:t>
-            </w:r>
-          </w:p>
-          <w:p/>
-        </w:tc>
-      </w:tr>
-    </w:tbl>
-    <w:bookmarkEnd w:id="133"/>
-    <w:bookmarkStart w:id="134" w:name="rem-min-max-outliers"/>
+    <w:bookmarkEnd w:id="128"/>
+    <w:bookmarkStart w:id="129" w:name="rem-source-min-max-scaling"/>
+    <w:p>
+      <w:pPr>
+        <w:pStyle w:val="FirstParagraph"/>
+      </w:pPr>
+      <w:r>
+        <w:rPr>
+          <w:i/>
+          <w:iCs/>
+        </w:rPr>
+        <w:t xml:space="preserve">Remark 8</w:t>
+      </w:r>
+      <w:r>
+        <w:t xml:space="preserve"> (Source: Min-max scaling). </w:t>
+      </w:r>
+      <w:r>
+        <w:t xml:space="preserve">Géron (2017, ch. 2)</w:t>
+      </w:r>
+      <w:r>
+        <w:t xml:space="preserve">.</w:t>
+      </w:r>
+    </w:p>
+    <w:bookmarkEnd w:id="129"/>
+    <w:bookmarkStart w:id="130" w:name="rem-min-max-outliers"/>
     <w:p>
       <w:pPr>
         <w:pStyle w:val="BodyText"/>
@@ -20109,7 +19787,7 @@
           <w:i/>
           <w:iCs/>
         </w:rPr>
-        <w:t xml:space="preserve">Remark 6</w:t>
+        <w:t xml:space="preserve">Remark 9</w:t>
       </w:r>
       <w:r>
         <w:t xml:space="preserve"> (Min-max scaling and outliers). </w:t>
@@ -20308,8 +19986,8 @@
         <w:t xml:space="preserve">.</w:t>
       </w:r>
     </w:p>
-    <w:bookmarkEnd w:id="134"/>
-    <w:bookmarkStart w:id="135" w:name="exm-min-max-wcgs"/>
+    <w:bookmarkEnd w:id="130"/>
+    <w:bookmarkStart w:id="131" w:name="exm-min-max-wcgs"/>
     <w:p>
       <w:pPr>
         <w:pStyle w:val="BodyText"/>
@@ -20548,10 +20226,10 @@
         <w:t xml:space="preserve">but have no units.</w:t>
       </w:r>
     </w:p>
-    <w:bookmarkEnd w:id="135"/>
-    <w:bookmarkEnd w:id="136"/>
-    <w:bookmarkEnd w:id="137"/>
-    <w:bookmarkStart w:id="139" w:name="an-exploratory-data-analysis-workflow"/>
+    <w:bookmarkEnd w:id="131"/>
+    <w:bookmarkEnd w:id="132"/>
+    <w:bookmarkEnd w:id="133"/>
+    <w:bookmarkStart w:id="135" w:name="an-exploratory-data-analysis-workflow"/>
     <w:p>
       <w:pPr>
         <w:pStyle w:val="Heading2"/>
@@ -20779,7 +20457,7 @@
       <w:tr>
         <w:tc>
           <w:tcPr/>
-          <w:bookmarkStart w:id="138" w:name="tbl-wcgs-all-summary"/>
+          <w:bookmarkStart w:id="134" w:name="tbl-wcgs-all-summary"/>
           <w:p>
             <w:pPr>
               <w:jc w:val="center"/>
@@ -21960,12 +21638,12 @@
               </w:tc>
             </w:tr>
           </w:tbl>
-          <w:bookmarkEnd w:id="138"/>
+          <w:bookmarkEnd w:id="134"/>
         </w:tc>
       </w:tr>
     </w:tbl>
-    <w:bookmarkEnd w:id="139"/>
-    <w:bookmarkStart w:id="150" w:name="references"/>
+    <w:bookmarkEnd w:id="135"/>
+    <w:bookmarkStart w:id="146" w:name="references"/>
     <w:p>
       <w:pPr>
         <w:pStyle w:val="Heading2"/>
@@ -21974,8 +21652,8 @@
         <w:t xml:space="preserve">References</w:t>
       </w:r>
     </w:p>
-    <w:bookmarkStart w:id="149" w:name="refs"/>
-    <w:bookmarkStart w:id="140" w:name="ref-geron2017hands"/>
+    <w:bookmarkStart w:id="145" w:name="refs"/>
+    <w:bookmarkStart w:id="136" w:name="ref-geron2017hands"/>
     <w:p>
       <w:pPr>
         <w:pStyle w:val="Bibliography"/>
@@ -22039,23 +21717,23 @@
         <w:t xml:space="preserve">. 1st ed. O’Reilly Media.</w:t>
       </w:r>
     </w:p>
-    <w:bookmarkEnd w:id="140"/>
-    <w:bookmarkStart w:id="141" w:name="ref-hoggtanis2015"/>
+    <w:bookmarkEnd w:id="136"/>
+    <w:bookmarkStart w:id="137" w:name="ref-hoggtanis2015"/>
     <w:p>
       <w:pPr>
         <w:pStyle w:val="Bibliography"/>
       </w:pPr>
-      <w:ins w:id="35" w:author="PR Preview" w:date="2026-01-01T00:00:00Z">
+      <w:ins w:id="24" w:author="PR Preview" w:date="2026-01-01T00:00:00Z">
         <w:r>
           <w:t xml:space="preserve">Hogg, Robert V., Elliot A. Tanis, and Dale L. Zimmerman. 2019.</w:t>
         </w:r>
       </w:ins>
-      <w:ins w:id="36" w:author="PR Preview" w:date="2026-01-01T00:00:00Z">
+      <w:ins w:id="25" w:author="PR Preview" w:date="2026-01-01T00:00:00Z">
         <w:r>
           <w:t xml:space="preserve"> </w:t>
         </w:r>
       </w:ins>
-      <w:ins w:id="37" w:author="PR Preview" w:date="2026-01-01T00:00:00Z">
+      <w:ins w:id="26" w:author="PR Preview" w:date="2026-01-01T00:00:00Z">
         <w:r>
           <w:rPr>
             <w:i/>
@@ -22064,14 +21742,14 @@
           <w:t xml:space="preserve">Probability and Statistical Inference</w:t>
         </w:r>
       </w:ins>
-      <w:ins w:id="38" w:author="PR Preview" w:date="2026-01-01T00:00:00Z">
+      <w:ins w:id="27" w:author="PR Preview" w:date="2026-01-01T00:00:00Z">
         <w:r>
           <w:t xml:space="preserve">. Tenth edition. Pearson.</w:t>
         </w:r>
       </w:ins>
     </w:p>
-    <w:bookmarkEnd w:id="141"/>
-    <w:bookmarkStart w:id="143" w:name="ref-james2021islr2e"/>
+    <w:bookmarkEnd w:id="137"/>
+    <w:bookmarkStart w:id="139" w:name="ref-james2021islr2e"/>
     <w:p>
       <w:pPr>
         <w:pStyle w:val="Bibliography"/>
@@ -22109,7 +21787,7 @@
       <w:r>
         <w:t xml:space="preserve"> </w:t>
       </w:r>
-      <w:hyperlink r:id="rId142">
+      <w:hyperlink r:id="rId138">
         <w:r>
           <w:rPr>
             <w:rStyle w:val="Hyperlink"/>
@@ -22121,23 +21799,23 @@
         <w:t xml:space="preserve">.</w:t>
       </w:r>
     </w:p>
-    <w:bookmarkEnd w:id="143"/>
-    <w:bookmarkStart w:id="144" w:name="ref-rice2007mathematical"/>
+    <w:bookmarkEnd w:id="139"/>
+    <w:bookmarkStart w:id="140" w:name="ref-rice2007mathematical"/>
     <w:p>
       <w:pPr>
         <w:pStyle w:val="Bibliography"/>
       </w:pPr>
-      <w:ins w:id="39" w:author="PR Preview" w:date="2026-01-01T00:00:00Z">
+      <w:ins w:id="28" w:author="PR Preview" w:date="2026-01-01T00:00:00Z">
         <w:r>
           <w:t xml:space="preserve">Rice, John A. 2007.</w:t>
         </w:r>
       </w:ins>
-      <w:ins w:id="40" w:author="PR Preview" w:date="2026-01-01T00:00:00Z">
+      <w:ins w:id="29" w:author="PR Preview" w:date="2026-01-01T00:00:00Z">
         <w:r>
           <w:t xml:space="preserve"> </w:t>
         </w:r>
       </w:ins>
-      <w:ins w:id="41" w:author="PR Preview" w:date="2026-01-01T00:00:00Z">
+      <w:ins w:id="30" w:author="PR Preview" w:date="2026-01-01T00:00:00Z">
         <w:r>
           <w:rPr>
             <w:i/>
@@ -22146,14 +21824,14 @@
           <w:t xml:space="preserve">Mathematical Statistics and Data Analysis</w:t>
         </w:r>
       </w:ins>
-      <w:ins w:id="42" w:author="PR Preview" w:date="2026-01-01T00:00:00Z">
+      <w:ins w:id="31" w:author="PR Preview" w:date="2026-01-01T00:00:00Z">
         <w:r>
           <w:t xml:space="preserve">. 3rd ed. Cengage Learning.</w:t>
         </w:r>
       </w:ins>
     </w:p>
-    <w:bookmarkEnd w:id="144"/>
-    <w:bookmarkStart w:id="146" w:name="ref-rosenman1975coronary"/>
+    <w:bookmarkEnd w:id="140"/>
+    <w:bookmarkStart w:id="142" w:name="ref-rosenman1975coronary"/>
     <w:p>
       <w:pPr>
         <w:pStyle w:val="Bibliography"/>
@@ -22195,7 +21873,7 @@
       <w:r>
         <w:t xml:space="preserve"> </w:t>
       </w:r>
-      <w:hyperlink r:id="rId145">
+      <w:hyperlink r:id="rId141">
         <w:r>
           <w:rPr>
             <w:rStyle w:val="Hyperlink"/>
@@ -22207,8 +21885,8 @@
         <w:t xml:space="preserve">.</w:t>
       </w:r>
     </w:p>
-    <w:bookmarkEnd w:id="146"/>
-    <w:bookmarkStart w:id="148" w:name="ref-vittinghoff2e"/>
+    <w:bookmarkEnd w:id="142"/>
+    <w:bookmarkStart w:id="144" w:name="ref-vittinghoff2e"/>
     <w:p>
       <w:pPr>
         <w:pStyle w:val="Bibliography"/>
@@ -22232,7 +21910,7 @@
       <w:r>
         <w:t xml:space="preserve"> </w:t>
       </w:r>
-      <w:hyperlink r:id="rId147">
+      <w:hyperlink r:id="rId143">
         <w:r>
           <w:rPr>
             <w:rStyle w:val="Hyperlink"/>
@@ -22244,9 +21922,9 @@
         <w:t xml:space="preserve">.</w:t>
       </w:r>
     </w:p>
-    <w:bookmarkEnd w:id="148"/>
-    <w:bookmarkEnd w:id="149"/>
-    <w:bookmarkEnd w:id="150"/>
+    <w:bookmarkEnd w:id="144"/>
+    <w:bookmarkEnd w:id="145"/>
+    <w:bookmarkEnd w:id="146"/>
     <w:sectPr>
       <w:footnotePr>
         <w:numRestart w:val="eachSect"/>
